--- a/Opdracht D - Presenteren en Overdracht/Overdrachtsdocument.docx
+++ b/Opdracht D - Presenteren en Overdracht/Overdrachtsdocument.docx
@@ -25,7 +25,7 @@
           <w:i/>
           <w:sz w:val="18"/>
         </w:rPr>
-        <w:t>Een 2D Frogger/Crossy Road-spel in Godot 4.6 (GDScript). Doel: bereik de overkant zonder een auto te raken.</w:t>
+        <w:t>Een 2D Frogger/Crossy Road-spel in Godot 4.6 (GDScript). Doel: bereik de overkant zonder een auto te raken en verzamel onderweg zoveel mogelijk munten.</w:t>
       </w:r>
     </w:p>
     <w:p>
@@ -236,6 +236,36 @@
     </w:p>
     <w:p>
       <w:pPr>
+        <w:pStyle w:val="ListBullet"/>
+        <w:spacing w:after="20"/>
+      </w:pPr>
+      <w:r>
+        <w:rPr>
+          <w:b/>
+        </w:rPr>
+        <w:t>coin.gd</w:t>
+      </w:r>
+      <w:r>
+        <w:t xml:space="preserve"> — munt (Area2D); raakt de speler hem aan, dan roept hij main.gd → add_coin() aan en verdwijnt de munt (queue_free()).</w:t>
+      </w:r>
+    </w:p>
+    <w:p>
+      <w:pPr>
+        <w:pStyle w:val="ListBullet"/>
+        <w:spacing w:after="20"/>
+      </w:pPr>
+      <w:r>
+        <w:rPr>
+          <w:b/>
+        </w:rPr>
+        <w:t>main.gd</w:t>
+      </w:r>
+      <w:r>
+        <w:t xml:space="preserve"> — staat op de Main-node; telt de verzamelde munten en werkt het muntenlabel (CanvasLayer/Label) bij.</w:t>
+      </w:r>
+    </w:p>
+    <w:p>
+      <w:pPr>
         <w:spacing w:before="120" w:after="40"/>
       </w:pPr>
       <w:r>
@@ -369,6 +399,21 @@
     </w:p>
     <w:p>
       <w:pPr>
+        <w:pStyle w:val="ListBullet"/>
+        <w:spacing w:after="20"/>
+      </w:pPr>
+      <w:r>
+        <w:rPr>
+          <w:b/>
+        </w:rPr>
+        <w:t>Munten</w:t>
+      </w:r>
+      <w:r>
+        <w:t xml:space="preserve"> — pas het aantal of de plek aan door Coin-nodes in main.tscn te dupliceren of te verslepen; de munt zelf zit in scenes/coin.tscn (sprite: Assets/coin.png).</w:t>
+      </w:r>
+    </w:p>
+    <w:p>
+      <w:pPr>
         <w:spacing w:before="120" w:after="40"/>
       </w:pPr>
       <w:r>
@@ -467,7 +512,7 @@
         <w:rPr>
           <w:b w:val="0"/>
         </w:rPr>
-        <w:t>Geen geluid, score of meerdere levels — logische uitbreidingen.</w:t>
+        <w:t>Geen geluid of meerdere levels — logische uitbreidingen. De munten vormen al een simpele score; een highscore die dit aantal onthoudt kan nog worden toegevoegd.</w:t>
       </w:r>
     </w:p>
     <w:p>
@@ -480,7 +525,7 @@
           <w:color w:val="555555"/>
           <w:sz w:val="17"/>
         </w:rPr>
-        <w:t>Volledige, regel-voor-regel uitleg van alle scripts staat in CODE_UITLEG.md in de projectmap.</w:t>
+        <w:t>De scripts in de map scripts/ zijn kort en voorzien van commentaar; lees ze daar voor de details per regel.</w:t>
       </w:r>
     </w:p>
     <w:sectPr>
